--- a/docs/2027_13.S2_3_vizsgaremek_Algoritmus.docx
+++ b/docs/2027_13.S2_3_vizsgaremek_Algoritmus.docx
@@ -4,14 +4,149 @@
   <w:body>
     <w:p>
       <w:pPr>
-        <w:pStyle w:val="OkligonHeading1"/>
-      </w:pPr>
-      <w:r>
-        <w:t>1. Bejelentkezés (Login)</w:t>
+        <w:spacing w:before="5000" w:after="0" w:line="240" w:lineRule="auto"/>
+        <w:contextualSpacing/>
+        <w:jc w:val="center"/>
+        <w:rPr>
+          <w:rFonts w:ascii="Calibri Light" w:eastAsia="Times New Roman" w:hAnsi="Calibri Light" w:cs="Times New Roman"/>
+          <w:spacing w:val="-10"/>
+          <w:kern w:val="28"/>
+          <w:sz w:val="56"/>
+          <w:szCs w:val="56"/>
+          <w:lang w:val="hu-HU" w:eastAsia="hu-HU"/>
+        </w:rPr>
+      </w:pPr>
+      <w:r>
+        <w:rPr>
+          <w:rFonts w:ascii="Calibri Light" w:eastAsia="Times New Roman" w:hAnsi="Calibri Light" w:cs="Times New Roman"/>
+          <w:spacing w:val="-10"/>
+          <w:kern w:val="28"/>
+          <w:sz w:val="56"/>
+          <w:szCs w:val="56"/>
+          <w:lang w:val="hu-HU" w:eastAsia="hu-HU"/>
+        </w:rPr>
+        <w:t>Okligon</w:t>
       </w:r>
     </w:p>
     <w:p>
       <w:pPr>
+        <w:numPr>
+          <w:ilvl w:val="1"/>
+          <w:numId w:val="0"/>
+        </w:numPr>
+        <w:spacing w:after="6600" w:line="259" w:lineRule="auto"/>
+        <w:jc w:val="center"/>
+        <w:rPr>
+          <w:rFonts w:ascii="Eras Medium ITC" w:eastAsia="Times New Roman" w:hAnsi="Eras Medium ITC" w:cs="Calibri"/>
+          <w:color w:val="5A5A5A"/>
+          <w:spacing w:val="15"/>
+          <w:sz w:val="34"/>
+          <w:lang w:val="hu-HU" w:eastAsia="hu-HU"/>
+        </w:rPr>
+      </w:pPr>
+      <w:r>
+        <w:rPr>
+          <w:rFonts w:ascii="Eras Medium ITC" w:eastAsia="Times New Roman" w:hAnsi="Eras Medium ITC" w:cs="Calibri"/>
+          <w:noProof/>
+          <w:color w:val="5A5A5A"/>
+          <w:spacing w:val="15"/>
+          <w:sz w:val="34"/>
+          <w:lang w:val="hu-HU" w:eastAsia="hu-HU"/>
+        </w:rPr>
+        <w:drawing>
+          <wp:anchor distT="0" distB="0" distL="115200" distR="115200" simplePos="0" relativeHeight="251651584" behindDoc="1" locked="0" layoutInCell="1" allowOverlap="1" wp14:anchorId="1EAD96D5" wp14:editId="0480300B">
+            <wp:simplePos x="0" y="0"/>
+            <wp:positionH relativeFrom="column">
+              <wp:posOffset>-4445</wp:posOffset>
+            </wp:positionH>
+            <wp:positionV relativeFrom="paragraph">
+              <wp:posOffset>422910</wp:posOffset>
+            </wp:positionV>
+            <wp:extent cx="5760720" cy="1920240"/>
+            <wp:effectExtent l="0" t="0" r="0" b="0"/>
+            <wp:wrapNone/>
+            <wp:docPr id="4" name="Kép 4"/>
+            <wp:cNvGraphicFramePr>
+              <a:graphicFrameLocks xmlns:a="http://schemas.openxmlformats.org/drawingml/2006/main" noChangeAspect="1"/>
+            </wp:cNvGraphicFramePr>
+            <a:graphic xmlns:a="http://schemas.openxmlformats.org/drawingml/2006/main">
+              <a:graphicData uri="http://schemas.openxmlformats.org/drawingml/2006/picture">
+                <pic:pic xmlns:pic="http://schemas.openxmlformats.org/drawingml/2006/picture">
+                  <pic:nvPicPr>
+                    <pic:cNvPr id="366512738" name=""/>
+                    <pic:cNvPicPr>
+                      <a:picLocks noChangeAspect="1"/>
+                    </pic:cNvPicPr>
+                  </pic:nvPicPr>
+                  <pic:blipFill rotWithShape="1">
+                    <a:blip r:embed="rId8"/>
+                    <a:stretch/>
+                  </pic:blipFill>
+                  <pic:spPr bwMode="auto">
+                    <a:xfrm>
+                      <a:off x="0" y="0"/>
+                      <a:ext cx="5760720" cy="1920240"/>
+                    </a:xfrm>
+                    <a:prstGeom prst="rect">
+                      <a:avLst/>
+                    </a:prstGeom>
+                  </pic:spPr>
+                </pic:pic>
+              </a:graphicData>
+            </a:graphic>
+          </wp:anchor>
+        </w:drawing>
+      </w:r>
+      <w:r>
+        <w:rPr>
+          <w:rFonts w:ascii="Eras Medium ITC" w:eastAsia="Times New Roman" w:hAnsi="Eras Medium ITC" w:cs="Calibri"/>
+          <w:color w:val="5A5A5A"/>
+          <w:spacing w:val="15"/>
+          <w:sz w:val="34"/>
+          <w:lang w:val="hu-HU" w:eastAsia="hu-HU"/>
+        </w:rPr>
+        <w:t>Projektfeladat-</w:t>
+      </w:r>
+      <w:r>
+        <w:rPr>
+          <w:rFonts w:ascii="Eras Medium ITC" w:eastAsia="Times New Roman" w:hAnsi="Eras Medium ITC" w:cs="Calibri"/>
+          <w:color w:val="5A5A5A"/>
+          <w:spacing w:val="15"/>
+          <w:sz w:val="34"/>
+          <w:lang w:val="hu-HU" w:eastAsia="hu-HU"/>
+        </w:rPr>
+        <w:t>algoritmus</w:t>
+      </w:r>
+    </w:p>
+    <w:p>
+      <w:pPr>
+        <w:spacing w:after="160" w:line="259" w:lineRule="auto"/>
+        <w:rPr>
+          <w:rFonts w:ascii="Calibri" w:eastAsia="Calibri" w:hAnsi="Calibri" w:cs="Times New Roman"/>
+          <w:sz w:val="22"/>
+          <w:lang w:val="hu-HU" w:eastAsia="hu-HU"/>
+        </w:rPr>
+      </w:pPr>
+      <w:r>
+        <w:rPr>
+          <w:rFonts w:ascii="Calibri" w:eastAsia="Calibri" w:hAnsi="Calibri" w:cs="Times New Roman"/>
+          <w:sz w:val="22"/>
+          <w:lang w:val="hu-HU" w:eastAsia="hu-HU"/>
+        </w:rPr>
+        <w:t>Készítette: Kecskeméti Milán, Tóth Marcel Dániel</w:t>
+      </w:r>
+    </w:p>
+    <w:p>
+      <w:pPr>
+        <w:pStyle w:val="OkligonHeading1"/>
+      </w:pPr>
+      <w:r>
+        <w:lastRenderedPageBreak/>
+        <w:t>1. Bejelentkezés (Login)</w:t>
+      </w:r>
+    </w:p>
+    <w:p>
+      <w:pPr>
         <w:pStyle w:val="Felsorols"/>
         <w:spacing w:after="40"/>
       </w:pPr>
@@ -40,10 +175,7 @@
         <w:spacing w:after="40"/>
       </w:pPr>
       <w:r>
-        <w:t xml:space="preserve">A felhasználó a </w:t>
-      </w:r>
-      <w:r>
-        <w:t>bejelentkezési oldalon megadja az e-mail-címét és a jelszavát.</w:t>
+        <w:t>A felhasználó a bejelentkezési oldalon megadja az e-mail-címét és a jelszavát.</w:t>
       </w:r>
     </w:p>
     <w:p>
@@ -70,10 +202,7 @@
         <w:spacing w:after="40"/>
       </w:pPr>
       <w:r>
-        <w:t>Sikeres azonosítás után a rendszer létrehozza a munk</w:t>
-      </w:r>
-      <w:r>
-        <w:t>amenethez szükséges JWT tokent.</w:t>
+        <w:t>Sikeres azonosítás után a rendszer létrehozza a munkamenethez szükséges JWT tokent.</w:t>
       </w:r>
     </w:p>
     <w:p>
@@ -142,10 +271,7 @@
         <w:spacing w:after="40"/>
       </w:pPr>
       <w:r>
-        <w:t>A rendszer</w:t>
-      </w:r>
-      <w:r>
-        <w:t xml:space="preserve"> ellenőrzi, hogy az e-mail és a jelszó mező ki van-e töltve.</w:t>
+        <w:t>A rendszer ellenőrzi, hogy az e-mail és a jelszó mező ki van-e töltve.</w:t>
       </w:r>
     </w:p>
     <w:p>
@@ -181,10 +307,7 @@
         <w:spacing w:after="40"/>
       </w:pPr>
       <w:r>
-        <w:t>Helyes jelsz</w:t>
-      </w:r>
-      <w:r>
-        <w:t>ó esetén létrehozza a JWT tokent.</w:t>
+        <w:t>Helyes jelszó esetén létrehozza a JWT tokent.</w:t>
       </w:r>
     </w:p>
     <w:p>
@@ -210,10 +333,7 @@
         <w:pStyle w:val="OkligonHeading1"/>
       </w:pPr>
       <w:r>
-        <w:t>2. Regisztráció (Re</w:t>
-      </w:r>
-      <w:r>
-        <w:t>gister)</w:t>
+        <w:t>2. Regisztráció (Register)</w:t>
       </w:r>
     </w:p>
     <w:p>
@@ -264,10 +384,7 @@
         <w:spacing w:after="40"/>
       </w:pPr>
       <w:r>
-        <w:t xml:space="preserve">Hiányzó vagy hibás </w:t>
-      </w:r>
-      <w:r>
-        <w:t>adatok esetén a megfelelő mező mellett hibaüzenet jelenik meg.</w:t>
+        <w:t>Hiányzó vagy hibás adatok esetén a megfelelő mező mellett hibaüzenet jelenik meg.</w:t>
       </w:r>
     </w:p>
     <w:p>
@@ -313,10 +430,7 @@
         <w:t xml:space="preserve">Kimenet: </w:t>
       </w:r>
       <w:r>
-        <w:t>létrehozott user obje</w:t>
-      </w:r>
-      <w:r>
-        <w:t>ktum, message</w:t>
+        <w:t>létrehozott user objektum, message</w:t>
       </w:r>
     </w:p>
     <w:p>
@@ -375,10 +489,7 @@
         <w:spacing w:after="40"/>
       </w:pPr>
       <w:r>
-        <w:t>A jelszót</w:t>
-      </w:r>
-      <w:r>
-        <w:t xml:space="preserve"> BCrypt segítségével hash-eli.</w:t>
+        <w:t>A jelszót BCrypt segítségével hash-eli.</w:t>
       </w:r>
     </w:p>
     <w:p>
@@ -416,14 +527,10 @@
         <w:rPr>
           <w:b/>
         </w:rPr>
-        <w:lastRenderedPageBreak/>
         <w:t xml:space="preserve">Cél: </w:t>
       </w:r>
       <w:r>
-        <w:t xml:space="preserve">A munkaterületek, projektek és </w:t>
-      </w:r>
-      <w:r>
-        <w:t>feladatok hierarchikus kezelése, valamint a feladatok állapotának követése.</w:t>
+        <w:t>A munkaterületek, projektek és feladatok hierarchikus kezelése, valamint a feladatok állapotának követése.</w:t>
       </w:r>
     </w:p>
     <w:p>
@@ -432,6 +539,7 @@
         <w:spacing w:after="40"/>
       </w:pPr>
       <w:r>
+        <w:lastRenderedPageBreak/>
         <w:t>UI Interakció:</w:t>
       </w:r>
     </w:p>
@@ -646,13 +754,7 @@
         <w:rPr>
           <w:lang w:val="pl-PL"/>
         </w:rPr>
-        <w:t>jog</w:t>
-      </w:r>
-      <w:r>
-        <w:rPr>
-          <w:lang w:val="pl-PL"/>
-        </w:rPr>
-        <w:t>osultságai</w:t>
+        <w:t>jogosultságai</w:t>
       </w:r>
       <w:proofErr w:type="spellEnd"/>
       <w:r>
@@ -1488,10 +1590,7 @@
         <w:spacing w:after="40"/>
       </w:pPr>
       <w:r>
-        <w:t xml:space="preserve">A </w:t>
-      </w:r>
-      <w:r>
-        <w:t>rendszer ellenőrzi, hogy a felhasználó rendelkezik-e a művelethez szükséges jogosultsággal.</w:t>
+        <w:t>A rendszer ellenőrzi, hogy a felhasználó rendelkezik-e a művelethez szükséges jogosultsággal.</w:t>
       </w:r>
     </w:p>
     <w:p>
@@ -1518,10 +1617,7 @@
         <w:spacing w:after="40"/>
       </w:pPr>
       <w:r>
-        <w:t>Módosításkor a rendszer frissíti az éri</w:t>
-      </w:r>
-      <w:r>
-        <w:t>ntett rekordot.</w:t>
+        <w:t>Módosításkor a rendszer frissíti az érintett rekordot.</w:t>
       </w:r>
     </w:p>
     <w:p>
@@ -1562,10 +1658,7 @@
         <w:t xml:space="preserve">Cél: </w:t>
       </w:r>
       <w:r>
-        <w:t>Fájlok biztonságos tárolása, megosztása és címkékkel történő rendszerezés</w:t>
-      </w:r>
-      <w:r>
-        <w:t>e RBAC jogosultságkezeléssel.</w:t>
+        <w:t>Fájlok biztonságos tárolása, megosztása és címkékkel történő rendszerezése RBAC jogosultságkezeléssel.</w:t>
       </w:r>
     </w:p>
     <w:p>
@@ -1601,10 +1694,7 @@
         <w:spacing w:after="40"/>
       </w:pPr>
       <w:r>
-        <w:t>A rendszer a felhasználó jogosultsága alapján engedélyezi vagy megtagadja a műv</w:t>
-      </w:r>
-      <w:r>
-        <w:t>eletet.</w:t>
+        <w:t>A rendszer a felhasználó jogosultsága alapján engedélyezi vagy megtagadja a műveletet.</w:t>
       </w:r>
     </w:p>
     <w:p>
@@ -1650,10 +1740,7 @@
         <w:t xml:space="preserve">Kimenet: </w:t>
       </w:r>
       <w:r>
-        <w:t xml:space="preserve">fájl objektum, </w:t>
-      </w:r>
-      <w:r>
-        <w:t>címkék és műveleti státusz</w:t>
+        <w:t>fájl objektum, címkék és műveleti státusz</w:t>
       </w:r>
     </w:p>
     <w:p>
@@ -1703,10 +1790,7 @@
         <w:spacing w:after="40"/>
       </w:pPr>
       <w:r>
-        <w:t xml:space="preserve">Engedélyezett művelet esetén </w:t>
-      </w:r>
-      <w:r>
-        <w:t>eltárolja a fájlhoz tartozó adatokat és a címkéket.</w:t>
+        <w:t>Engedélyezett művelet esetén eltárolja a fájlhoz tartozó adatokat és a címkéket.</w:t>
       </w:r>
     </w:p>
     <w:p>
@@ -1733,10 +1817,7 @@
         <w:spacing w:after="40"/>
       </w:pPr>
       <w:r>
-        <w:t>Törléskor a fájl először Soft-Delete á</w:t>
-      </w:r>
-      <w:r>
-        <w:t>llapotba kerül, majd a megőrzési idő után véglegesen törölhető.</w:t>
+        <w:t>Törléskor a fájl először Soft-Delete állapotba kerül, majd a megőrzési idő után véglegesen törölhető.</w:t>
       </w:r>
     </w:p>
     <w:p>
@@ -1768,7 +1849,6 @@
         <w:spacing w:after="40"/>
       </w:pPr>
       <w:r>
-        <w:lastRenderedPageBreak/>
         <w:t>UI Interakció:</w:t>
       </w:r>
     </w:p>
@@ -1787,10 +1867,8 @@
         <w:spacing w:after="40"/>
       </w:pPr>
       <w:r>
-        <w:t xml:space="preserve">A rendszer lekéri a felhasználó </w:t>
-      </w:r>
-      <w:r>
-        <w:t>számára elérhető projektek és feladatok határidőit.</w:t>
+        <w:lastRenderedPageBreak/>
+        <w:t>A rendszer lekéri a felhasználó számára elérhető projektek és feladatok határidőit.</w:t>
       </w:r>
     </w:p>
     <w:p>
@@ -1886,10 +1964,7 @@
         <w:spacing w:after="40"/>
       </w:pPr>
       <w:r>
-        <w:t xml:space="preserve">A feladatokat </w:t>
-      </w:r>
-      <w:r>
-        <w:t>a határidőjük alapján csoportosítja.</w:t>
+        <w:t>A feladatokat a határidőjük alapján csoportosítja.</w:t>
       </w:r>
     </w:p>
     <w:p>
@@ -1921,10 +1996,7 @@
         <w:t xml:space="preserve">Cél: </w:t>
       </w:r>
       <w:r>
-        <w:t>Annak biztosítása, hogy a felhasználó csak a szerepkörének és a rendszerben meghatározott jogosultságainak m</w:t>
-      </w:r>
-      <w:r>
-        <w:t>egfelelő műveleteket végezhessen.</w:t>
+        <w:t>Annak biztosítása, hogy a felhasználó csak a szerepkörének és a rendszerben meghatározott jogosultságainak megfelelő műveleteket végezhessen.</w:t>
       </w:r>
     </w:p>
     <w:p>
@@ -1960,10 +2032,7 @@
         <w:spacing w:after="40"/>
       </w:pPr>
       <w:r>
-        <w:t>Adminisztrátori jogosultsággal a felhasználók és rendsze</w:t>
-      </w:r>
-      <w:r>
-        <w:t>rszintű beállítások kezelhetők.</w:t>
+        <w:t>Adminisztrátori jogosultsággal a felhasználók és rendszerszintű beállítások kezelhetők.</w:t>
       </w:r>
     </w:p>
     <w:p>
@@ -2107,13 +2176,7 @@
         <w:rPr>
           <w:lang w:val="fr-FR"/>
         </w:rPr>
-        <w:t>tok</w:t>
-      </w:r>
-      <w:r>
-        <w:rPr>
-          <w:lang w:val="fr-FR"/>
-        </w:rPr>
-        <w:t>enből</w:t>
+        <w:t>tokenből</w:t>
       </w:r>
       <w:proofErr w:type="spellEnd"/>
       <w:r>
@@ -2476,13 +2539,7 @@
         <w:rPr>
           <w:lang w:val="fr-FR"/>
         </w:rPr>
-        <w:t>rends</w:t>
-      </w:r>
-      <w:r>
-        <w:rPr>
-          <w:lang w:val="fr-FR"/>
-        </w:rPr>
-        <w:t>zer</w:t>
+        <w:t>rendszer</w:t>
       </w:r>
       <w:proofErr w:type="spellEnd"/>
       <w:r>
@@ -2595,10 +2652,7 @@
         <w:spacing w:after="40"/>
       </w:pPr>
       <w:r>
-        <w:t xml:space="preserve">A rendszer a </w:t>
-      </w:r>
-      <w:r>
-        <w:t>törlés előtt ellenőrzi a jogosultságot.</w:t>
+        <w:t>A rendszer a törlés előtt ellenőrzi a jogosultságot.</w:t>
       </w:r>
     </w:p>
     <w:p>
@@ -2676,7 +2730,6 @@
         <w:spacing w:after="40"/>
       </w:pPr>
       <w:r>
-        <w:lastRenderedPageBreak/>
         <w:t>A rendszer ellenőrzi a törlési jogosultságot.</w:t>
       </w:r>
     </w:p>
@@ -2695,10 +2748,8 @@
         <w:spacing w:after="40"/>
       </w:pPr>
       <w:r>
-        <w:t>A normál lekérdezésekből a törölt rekor</w:t>
-      </w:r>
-      <w:r>
-        <w:t>dokat kizárja.</w:t>
+        <w:lastRenderedPageBreak/>
+        <w:t>A normál lekérdezésekből a törölt rekordokat kizárja.</w:t>
       </w:r>
     </w:p>
     <w:p>
@@ -2739,10 +2790,7 @@
         <w:t xml:space="preserve">Cél: </w:t>
       </w:r>
       <w:r>
-        <w:t>A felhasználók és rendszerszintű beállítások kezelése megfelelő adminisztrátori jogosult</w:t>
-      </w:r>
-      <w:r>
-        <w:t>ság mellett.</w:t>
+        <w:t>A felhasználók és rendszerszintű beállítások kezelése megfelelő adminisztrátori jogosultság mellett.</w:t>
       </w:r>
     </w:p>
     <w:p>
@@ -2787,10 +2835,7 @@
         <w:spacing w:after="40"/>
       </w:pPr>
       <w:r>
-        <w:t xml:space="preserve">A módosítás után a </w:t>
-      </w:r>
-      <w:r>
-        <w:t>rendszer visszajelzést ad a művelet eredményéről.</w:t>
+        <w:t>A módosítás után a rendszer visszajelzést ad a művelet eredményéről.</w:t>
       </w:r>
     </w:p>
     <w:p>
@@ -2850,10 +2895,7 @@
         <w:spacing w:after="40"/>
       </w:pPr>
       <w:r>
-        <w:t xml:space="preserve">A rendszer ellenőrzi, </w:t>
-      </w:r>
-      <w:r>
-        <w:t>hogy a bejelentkezett felhasználó adminisztrátori jogosultsággal rendelkezik-e.</w:t>
+        <w:t>A rendszer ellenőrzi, hogy a bejelentkezett felhasználó adminisztrátori jogosultsággal rendelkezik-e.</w:t>
       </w:r>
     </w:p>
     <w:p>
@@ -2889,10 +2931,7 @@
         <w:spacing w:after="40"/>
       </w:pPr>
       <w:r>
-        <w:t xml:space="preserve">A kliens </w:t>
-      </w:r>
-      <w:r>
-        <w:t>frissíti az adminisztrációs felületet.</w:t>
+        <w:t>A kliens frissíti az adminisztrációs felületet.</w:t>
       </w:r>
     </w:p>
     <w:p>
@@ -2906,17 +2945,16 @@
         <w:t xml:space="preserve">Megjegyzés: </w:t>
       </w:r>
       <w:r>
-        <w:t xml:space="preserve">A dokumentum az Okligon projektfeladat-specifikációjában meghatározott funkciók és technológiák alapján készült, a kapott HotelFlow algoritmus-minta szerkezetét követve. Ahol a specifikáció nem határozott </w:t>
-      </w:r>
-      <w:r>
-        <w:t>meg konkrét API-végpontot vagy pontos üzleti szabályt, az algoritmus a tervezett működés logikai folyamatát írja le.</w:t>
+        <w:t>A dokumentum az Okligon projektfeladat-specifikációjában meghatározott funkciók és technológiák alapján készült, a kapott HotelFlow algoritmus-minta szerkezetét követve. Ahol a specifikáció nem határozott meg konkrét API-végpontot vagy pontos üzleti szabályt, az algoritmus a tervezett működés logikai folyamatát írja le.</w:t>
       </w:r>
     </w:p>
     <w:sectPr>
-      <w:footerReference w:type="default" r:id="rId8"/>
+      <w:headerReference w:type="default" r:id="rId9"/>
+      <w:footerReference w:type="default" r:id="rId10"/>
       <w:pgSz w:w="12240" w:h="15840"/>
-      <w:pgMar w:top="1247" w:right="1417" w:bottom="1247" w:left="1417" w:header="720" w:footer="720" w:gutter="0"/>
+      <w:pgMar w:top="1247" w:right="1417" w:bottom="1247" w:left="1417" w:header="709" w:footer="709" w:gutter="0"/>
       <w:cols w:space="720"/>
+      <w:titlePg/>
       <w:docGrid w:linePitch="360"/>
     </w:sectPr>
   </w:body>
@@ -3000,6 +3038,93 @@
     </w:p>
   </w:footnote>
 </w:footnotes>
+</file>
+
+<file path=word/header1.xml><?xml version="1.0" encoding="utf-8"?>
+<w:hdr xmlns:wpc="http://schemas.microsoft.com/office/word/2010/wordprocessingCanvas" xmlns:cx="http://schemas.microsoft.com/office/drawing/2014/chartex" xmlns:cx1="http://schemas.microsoft.com/office/drawing/2015/9/8/chartex" xmlns:cx2="http://schemas.microsoft.com/office/drawing/2015/10/21/chartex" xmlns:cx3="http://schemas.microsoft.com/office/drawing/2016/5/9/chartex" xmlns:cx4="http://schemas.microsoft.com/office/drawing/2016/5/10/chartex" xmlns:cx5="http://schemas.microsoft.com/office/drawing/2016/5/11/chartex" xmlns:cx6="http://schemas.microsoft.com/office/drawing/2016/5/12/chartex" xmlns:cx7="http://schemas.microsoft.com/office/drawing/2016/5/13/chartex" xmlns:cx8="http://schemas.microsoft.com/office/drawing/2016/5/14/chartex" xmlns:mc="http://schemas.openxmlformats.org/markup-compatibility/2006" xmlns:aink="http://schemas.microsoft.com/office/drawing/2016/ink" xmlns:am3d="http://schemas.microsoft.com/office/drawing/2017/model3d" xmlns:o="urn:schemas-microsoft-com:office:office" xmlns:r="http://schemas.openxmlformats.org/officeDocument/2006/relationships" xmlns:m="http://schemas.openxmlformats.org/officeDocument/2006/math" xmlns:v="urn:schemas-microsoft-com:vml" xmlns:wp14="http://schemas.microsoft.com/office/word/2010/wordprocessingDrawing" xmlns:wp="http://schemas.openxmlformats.org/drawingml/2006/wordprocessingDrawing" xmlns:w10="urn:schemas-microsoft-com:office:word" xmlns:w="http://schemas.openxmlformats.org/wordprocessingml/2006/main" xmlns:w14="http://schemas.microsoft.com/office/word/2010/wordml" xmlns:w15="http://schemas.microsoft.com/office/word/2012/wordml" xmlns:w16cex="http://schemas.microsoft.com/office/word/2018/wordml/cex" xmlns:w16cid="http://schemas.microsoft.com/office/word/2016/wordml/cid" xmlns:w16="http://schemas.microsoft.com/office/word/2018/wordml" xmlns:w16sdtdh="http://schemas.microsoft.com/office/word/2020/wordml/sdtdatahash" xmlns:w16se="http://schemas.microsoft.com/office/word/2015/wordml/symex" xmlns:wpg="http://schemas.microsoft.com/office/word/2010/wordprocessingGroup" xmlns:wpi="http://schemas.microsoft.com/office/word/2010/wordprocessingInk" xmlns:wne="http://schemas.microsoft.com/office/word/2006/wordml" xmlns:wps="http://schemas.microsoft.com/office/word/2010/wordprocessingShape" mc:Ignorable="w14 w15 w16se w16cid w16 w16cex w16sdtdh wp14">
+  <w:p>
+    <w:pPr>
+      <w:pStyle w:val="lfej"/>
+      <w:pBdr>
+        <w:bottom w:val="single" w:sz="4" w:space="1" w:color="000000"/>
+      </w:pBdr>
+      <w:rPr>
+        <w:sz w:val="26"/>
+        <w:szCs w:val="26"/>
+      </w:rPr>
+    </w:pPr>
+    <w:r>
+      <w:rPr>
+        <w:noProof/>
+      </w:rPr>
+      <w:drawing>
+        <wp:anchor distT="0" distB="0" distL="115200" distR="115200" simplePos="0" relativeHeight="251659264" behindDoc="0" locked="0" layoutInCell="1" allowOverlap="1" wp14:anchorId="1CB9FB9D" wp14:editId="25F68131">
+          <wp:simplePos x="0" y="0"/>
+          <wp:positionH relativeFrom="column">
+            <wp:posOffset>0</wp:posOffset>
+          </wp:positionH>
+          <wp:positionV relativeFrom="paragraph">
+            <wp:posOffset>-333375</wp:posOffset>
+          </wp:positionV>
+          <wp:extent cx="539455" cy="539455"/>
+          <wp:effectExtent l="0" t="0" r="0" b="0"/>
+          <wp:wrapNone/>
+          <wp:docPr id="2" name="Kép 2"/>
+          <wp:cNvGraphicFramePr>
+            <a:graphicFrameLocks xmlns:a="http://schemas.openxmlformats.org/drawingml/2006/main" noChangeAspect="1"/>
+          </wp:cNvGraphicFramePr>
+          <a:graphic xmlns:a="http://schemas.openxmlformats.org/drawingml/2006/main">
+            <a:graphicData uri="http://schemas.openxmlformats.org/drawingml/2006/picture">
+              <pic:pic xmlns:pic="http://schemas.openxmlformats.org/drawingml/2006/picture">
+                <pic:nvPicPr>
+                  <pic:cNvPr id="536071116" name=""/>
+                  <pic:cNvPicPr>
+                    <a:picLocks noChangeAspect="1"/>
+                  </pic:cNvPicPr>
+                </pic:nvPicPr>
+                <pic:blipFill rotWithShape="1">
+                  <a:blip r:embed="rId1"/>
+                  <a:stretch/>
+                </pic:blipFill>
+                <pic:spPr bwMode="auto">
+                  <a:xfrm>
+                    <a:off x="0" y="0"/>
+                    <a:ext cx="539454" cy="539454"/>
+                  </a:xfrm>
+                  <a:prstGeom prst="rect">
+                    <a:avLst/>
+                  </a:prstGeom>
+                </pic:spPr>
+              </pic:pic>
+            </a:graphicData>
+          </a:graphic>
+        </wp:anchor>
+      </w:drawing>
+    </w:r>
+    <w:r>
+      <w:tab/>
+    </w:r>
+    <w:r>
+      <w:tab/>
+    </w:r>
+    <w:r>
+      <w:rPr>
+        <w:sz w:val="26"/>
+        <w:szCs w:val="26"/>
+      </w:rPr>
+      <w:t xml:space="preserve">Okligon </w:t>
+    </w:r>
+    <w:proofErr w:type="spellStart"/>
+    <w:r>
+      <w:rPr>
+        <w:sz w:val="26"/>
+        <w:szCs w:val="26"/>
+      </w:rPr>
+      <w:t>algoritmus</w:t>
+    </w:r>
+    <w:proofErr w:type="spellEnd"/>
+  </w:p>
+</w:hdr>
 </file>
 
 <file path=word/numbering.xml><?xml version="1.0" encoding="utf-8"?>
@@ -3490,11 +3615,6 @@
     <w:lsdException w:name="Book Title" w:uiPriority="33" w:qFormat="1"/>
     <w:lsdException w:name="Bibliography" w:semiHidden="1" w:uiPriority="37" w:unhideWhenUsed="1"/>
     <w:lsdException w:name="TOC Heading" w:semiHidden="1" w:uiPriority="39" w:unhideWhenUsed="1" w:qFormat="1"/>
-    <w:lsdException w:name="Plain Table 5" w:semiHidden="1" w:unhideWhenUsed="1"/>
-    <w:lsdException w:name="Grid Table Light" w:semiHidden="1" w:unhideWhenUsed="1"/>
-    <w:lsdException w:name="Grid Table 1 Light" w:semiHidden="1" w:unhideWhenUsed="1"/>
-    <w:lsdException w:name="Grid Table 2" w:semiHidden="1" w:unhideWhenUsed="1"/>
-    <w:lsdException w:name="Grid Table 3" w:semiHidden="1" w:unhideWhenUsed="1"/>
     <w:lsdException w:name="Grid Table 4" w:uiPriority="49"/>
     <w:lsdException w:name="Grid Table 5 Dark" w:uiPriority="50"/>
     <w:lsdException w:name="Grid Table 6 Colorful" w:uiPriority="51"/>

--- a/docs/2027_13.S2_3_vizsgaremek_Algoritmus.docx
+++ b/docs/2027_13.S2_3_vizsgaremek_Algoritmus.docx
@@ -564,91 +564,7 @@
         <w:rPr>
           <w:lang w:val="pl-PL"/>
         </w:rPr>
-        <w:t xml:space="preserve">A </w:t>
-      </w:r>
-      <w:proofErr w:type="spellStart"/>
-      <w:r>
-        <w:rPr>
-          <w:lang w:val="pl-PL"/>
-        </w:rPr>
-        <w:t>munkaterületen</w:t>
-      </w:r>
-      <w:proofErr w:type="spellEnd"/>
-      <w:r>
-        <w:rPr>
-          <w:lang w:val="pl-PL"/>
-        </w:rPr>
-        <w:t xml:space="preserve"> </w:t>
-      </w:r>
-      <w:proofErr w:type="spellStart"/>
-      <w:r>
-        <w:rPr>
-          <w:lang w:val="pl-PL"/>
-        </w:rPr>
-        <w:t>belül</w:t>
-      </w:r>
-      <w:proofErr w:type="spellEnd"/>
-      <w:r>
-        <w:rPr>
-          <w:lang w:val="pl-PL"/>
-        </w:rPr>
-        <w:t xml:space="preserve"> </w:t>
-      </w:r>
-      <w:proofErr w:type="spellStart"/>
-      <w:r>
-        <w:rPr>
-          <w:lang w:val="pl-PL"/>
-        </w:rPr>
-        <w:t>megjelennek</w:t>
-      </w:r>
-      <w:proofErr w:type="spellEnd"/>
-      <w:r>
-        <w:rPr>
-          <w:lang w:val="pl-PL"/>
-        </w:rPr>
-        <w:t xml:space="preserve"> a </w:t>
-      </w:r>
-      <w:proofErr w:type="spellStart"/>
-      <w:r>
-        <w:rPr>
-          <w:lang w:val="pl-PL"/>
-        </w:rPr>
-        <w:t>hozzá</w:t>
-      </w:r>
-      <w:proofErr w:type="spellEnd"/>
-      <w:r>
-        <w:rPr>
-          <w:lang w:val="pl-PL"/>
-        </w:rPr>
-        <w:t xml:space="preserve"> </w:t>
-      </w:r>
-      <w:proofErr w:type="spellStart"/>
-      <w:r>
-        <w:rPr>
-          <w:lang w:val="pl-PL"/>
-        </w:rPr>
-        <w:t>tartozó</w:t>
-      </w:r>
-      <w:proofErr w:type="spellEnd"/>
-      <w:r>
-        <w:rPr>
-          <w:lang w:val="pl-PL"/>
-        </w:rPr>
-        <w:t xml:space="preserve"> </w:t>
-      </w:r>
-      <w:proofErr w:type="spellStart"/>
-      <w:r>
-        <w:rPr>
-          <w:lang w:val="pl-PL"/>
-        </w:rPr>
-        <w:t>projektek</w:t>
-      </w:r>
-      <w:proofErr w:type="spellEnd"/>
-      <w:r>
-        <w:rPr>
-          <w:lang w:val="pl-PL"/>
-        </w:rPr>
-        <w:t>.</w:t>
+        <w:t>A munkaterületen belül megjelennek a hozzá tartozó projektek.</w:t>
       </w:r>
     </w:p>
     <w:p>
@@ -663,133 +579,7 @@
         <w:rPr>
           <w:lang w:val="pl-PL"/>
         </w:rPr>
-        <w:t xml:space="preserve">A </w:t>
-      </w:r>
-      <w:proofErr w:type="spellStart"/>
-      <w:r>
-        <w:rPr>
-          <w:lang w:val="pl-PL"/>
-        </w:rPr>
-        <w:t>felhasználó</w:t>
-      </w:r>
-      <w:proofErr w:type="spellEnd"/>
-      <w:r>
-        <w:rPr>
-          <w:lang w:val="pl-PL"/>
-        </w:rPr>
-        <w:t xml:space="preserve"> </w:t>
-      </w:r>
-      <w:proofErr w:type="spellStart"/>
-      <w:r>
-        <w:rPr>
-          <w:lang w:val="pl-PL"/>
-        </w:rPr>
-        <w:t>projektet</w:t>
-      </w:r>
-      <w:proofErr w:type="spellEnd"/>
-      <w:r>
-        <w:rPr>
-          <w:lang w:val="pl-PL"/>
-        </w:rPr>
-        <w:t xml:space="preserve"> </w:t>
-      </w:r>
-      <w:proofErr w:type="spellStart"/>
-      <w:r>
-        <w:rPr>
-          <w:lang w:val="pl-PL"/>
-        </w:rPr>
-        <w:t>hozhat</w:t>
-      </w:r>
-      <w:proofErr w:type="spellEnd"/>
-      <w:r>
-        <w:rPr>
-          <w:lang w:val="pl-PL"/>
-        </w:rPr>
-        <w:t xml:space="preserve"> </w:t>
-      </w:r>
-      <w:proofErr w:type="spellStart"/>
-      <w:r>
-        <w:rPr>
-          <w:lang w:val="pl-PL"/>
-        </w:rPr>
-        <w:t>létre</w:t>
-      </w:r>
-      <w:proofErr w:type="spellEnd"/>
-      <w:r>
-        <w:rPr>
-          <w:lang w:val="pl-PL"/>
-        </w:rPr>
-        <w:t xml:space="preserve">, </w:t>
-      </w:r>
-      <w:proofErr w:type="spellStart"/>
-      <w:r>
-        <w:rPr>
-          <w:lang w:val="pl-PL"/>
-        </w:rPr>
-        <w:t>módosíthat</w:t>
-      </w:r>
-      <w:proofErr w:type="spellEnd"/>
-      <w:r>
-        <w:rPr>
-          <w:lang w:val="pl-PL"/>
-        </w:rPr>
-        <w:t xml:space="preserve"> </w:t>
-      </w:r>
-      <w:proofErr w:type="spellStart"/>
-      <w:r>
-        <w:rPr>
-          <w:lang w:val="pl-PL"/>
-        </w:rPr>
-        <w:t>vagy</w:t>
-      </w:r>
-      <w:proofErr w:type="spellEnd"/>
-      <w:r>
-        <w:rPr>
-          <w:lang w:val="pl-PL"/>
-        </w:rPr>
-        <w:t xml:space="preserve"> a </w:t>
-      </w:r>
-      <w:proofErr w:type="spellStart"/>
-      <w:r>
-        <w:rPr>
-          <w:lang w:val="pl-PL"/>
-        </w:rPr>
-        <w:t>jogosultságai</w:t>
-      </w:r>
-      <w:proofErr w:type="spellEnd"/>
-      <w:r>
-        <w:rPr>
-          <w:lang w:val="pl-PL"/>
-        </w:rPr>
-        <w:t xml:space="preserve"> </w:t>
-      </w:r>
-      <w:proofErr w:type="spellStart"/>
-      <w:r>
-        <w:rPr>
-          <w:lang w:val="pl-PL"/>
-        </w:rPr>
-        <w:t>szerint</w:t>
-      </w:r>
-      <w:proofErr w:type="spellEnd"/>
-      <w:r>
-        <w:rPr>
-          <w:lang w:val="pl-PL"/>
-        </w:rPr>
-        <w:t xml:space="preserve"> </w:t>
-      </w:r>
-      <w:proofErr w:type="spellStart"/>
-      <w:r>
-        <w:rPr>
-          <w:lang w:val="pl-PL"/>
-        </w:rPr>
-        <w:t>kezelhet</w:t>
-      </w:r>
-      <w:proofErr w:type="spellEnd"/>
-      <w:r>
-        <w:rPr>
-          <w:lang w:val="pl-PL"/>
-        </w:rPr>
-        <w:t>.</w:t>
+        <w:t>A felhasználó projektet hozhat létre, módosíthat vagy a jogosultságai szerint kezelhet.</w:t>
       </w:r>
     </w:p>
     <w:p>
@@ -804,147 +594,7 @@
         <w:rPr>
           <w:lang w:val="pl-PL"/>
         </w:rPr>
-        <w:t xml:space="preserve">A </w:t>
-      </w:r>
-      <w:proofErr w:type="spellStart"/>
-      <w:r>
-        <w:rPr>
-          <w:lang w:val="pl-PL"/>
-        </w:rPr>
-        <w:t>projekten</w:t>
-      </w:r>
-      <w:proofErr w:type="spellEnd"/>
-      <w:r>
-        <w:rPr>
-          <w:lang w:val="pl-PL"/>
-        </w:rPr>
-        <w:t xml:space="preserve"> </w:t>
-      </w:r>
-      <w:proofErr w:type="spellStart"/>
-      <w:r>
-        <w:rPr>
-          <w:lang w:val="pl-PL"/>
-        </w:rPr>
-        <w:t>belül</w:t>
-      </w:r>
-      <w:proofErr w:type="spellEnd"/>
-      <w:r>
-        <w:rPr>
-          <w:lang w:val="pl-PL"/>
-        </w:rPr>
-        <w:t xml:space="preserve"> </w:t>
-      </w:r>
-      <w:proofErr w:type="spellStart"/>
-      <w:r>
-        <w:rPr>
-          <w:lang w:val="pl-PL"/>
-        </w:rPr>
-        <w:t>új</w:t>
-      </w:r>
-      <w:proofErr w:type="spellEnd"/>
-      <w:r>
-        <w:rPr>
-          <w:lang w:val="pl-PL"/>
-        </w:rPr>
-        <w:t xml:space="preserve"> </w:t>
-      </w:r>
-      <w:proofErr w:type="spellStart"/>
-      <w:r>
-        <w:rPr>
-          <w:lang w:val="pl-PL"/>
-        </w:rPr>
-        <w:t>feladat</w:t>
-      </w:r>
-      <w:proofErr w:type="spellEnd"/>
-      <w:r>
-        <w:rPr>
-          <w:lang w:val="pl-PL"/>
-        </w:rPr>
-        <w:t xml:space="preserve"> </w:t>
-      </w:r>
-      <w:proofErr w:type="spellStart"/>
-      <w:r>
-        <w:rPr>
-          <w:lang w:val="pl-PL"/>
-        </w:rPr>
-        <w:t>hozható</w:t>
-      </w:r>
-      <w:proofErr w:type="spellEnd"/>
-      <w:r>
-        <w:rPr>
-          <w:lang w:val="pl-PL"/>
-        </w:rPr>
-        <w:t xml:space="preserve"> </w:t>
-      </w:r>
-      <w:proofErr w:type="spellStart"/>
-      <w:r>
-        <w:rPr>
-          <w:lang w:val="pl-PL"/>
-        </w:rPr>
-        <w:t>létre</w:t>
-      </w:r>
-      <w:proofErr w:type="spellEnd"/>
-      <w:r>
-        <w:rPr>
-          <w:lang w:val="pl-PL"/>
-        </w:rPr>
-        <w:t xml:space="preserve"> </w:t>
-      </w:r>
-      <w:proofErr w:type="spellStart"/>
-      <w:r>
-        <w:rPr>
-          <w:lang w:val="pl-PL"/>
-        </w:rPr>
-        <w:t>és</w:t>
-      </w:r>
-      <w:proofErr w:type="spellEnd"/>
-      <w:r>
-        <w:rPr>
-          <w:lang w:val="pl-PL"/>
-        </w:rPr>
-        <w:t xml:space="preserve"> </w:t>
-      </w:r>
-      <w:proofErr w:type="spellStart"/>
-      <w:r>
-        <w:rPr>
-          <w:lang w:val="pl-PL"/>
-        </w:rPr>
-        <w:t>meglévő</w:t>
-      </w:r>
-      <w:proofErr w:type="spellEnd"/>
-      <w:r>
-        <w:rPr>
-          <w:lang w:val="pl-PL"/>
-        </w:rPr>
-        <w:t xml:space="preserve"> </w:t>
-      </w:r>
-      <w:proofErr w:type="spellStart"/>
-      <w:r>
-        <w:rPr>
-          <w:lang w:val="pl-PL"/>
-        </w:rPr>
-        <w:t>feladat</w:t>
-      </w:r>
-      <w:proofErr w:type="spellEnd"/>
-      <w:r>
-        <w:rPr>
-          <w:lang w:val="pl-PL"/>
-        </w:rPr>
-        <w:t xml:space="preserve"> </w:t>
-      </w:r>
-      <w:proofErr w:type="spellStart"/>
-      <w:r>
-        <w:rPr>
-          <w:lang w:val="pl-PL"/>
-        </w:rPr>
-        <w:t>módosítható</w:t>
-      </w:r>
-      <w:proofErr w:type="spellEnd"/>
-      <w:r>
-        <w:rPr>
-          <w:lang w:val="pl-PL"/>
-        </w:rPr>
-        <w:t>.</w:t>
+        <w:t>A projekten belül új feladat hozható létre és meglévő feladat módosítható.</w:t>
       </w:r>
     </w:p>
     <w:p>
@@ -959,147 +609,7 @@
         <w:rPr>
           <w:lang w:val="pl-PL"/>
         </w:rPr>
-        <w:t xml:space="preserve">A </w:t>
-      </w:r>
-      <w:proofErr w:type="spellStart"/>
-      <w:r>
-        <w:rPr>
-          <w:lang w:val="pl-PL"/>
-        </w:rPr>
-        <w:t>feladat</w:t>
-      </w:r>
-      <w:proofErr w:type="spellEnd"/>
-      <w:r>
-        <w:rPr>
-          <w:lang w:val="pl-PL"/>
-        </w:rPr>
-        <w:t xml:space="preserve"> </w:t>
-      </w:r>
-      <w:proofErr w:type="spellStart"/>
-      <w:r>
-        <w:rPr>
-          <w:lang w:val="pl-PL"/>
-        </w:rPr>
-        <w:t>állapota</w:t>
-      </w:r>
-      <w:proofErr w:type="spellEnd"/>
-      <w:r>
-        <w:rPr>
-          <w:lang w:val="pl-PL"/>
-        </w:rPr>
-        <w:t xml:space="preserve"> </w:t>
-      </w:r>
-      <w:proofErr w:type="spellStart"/>
-      <w:r>
-        <w:rPr>
-          <w:lang w:val="pl-PL"/>
-        </w:rPr>
-        <w:t>az</w:t>
-      </w:r>
-      <w:proofErr w:type="spellEnd"/>
-      <w:r>
-        <w:rPr>
-          <w:lang w:val="pl-PL"/>
-        </w:rPr>
-        <w:t xml:space="preserve"> „</w:t>
-      </w:r>
-      <w:proofErr w:type="spellStart"/>
-      <w:r>
-        <w:rPr>
-          <w:lang w:val="pl-PL"/>
-        </w:rPr>
-        <w:t>Új</w:t>
-      </w:r>
-      <w:proofErr w:type="spellEnd"/>
-      <w:r>
-        <w:rPr>
-          <w:lang w:val="pl-PL"/>
-        </w:rPr>
-        <w:t>”, „</w:t>
-      </w:r>
-      <w:proofErr w:type="spellStart"/>
-      <w:r>
-        <w:rPr>
-          <w:lang w:val="pl-PL"/>
-        </w:rPr>
-        <w:t>Folyamatban</w:t>
-      </w:r>
-      <w:proofErr w:type="spellEnd"/>
-      <w:r>
-        <w:rPr>
-          <w:lang w:val="pl-PL"/>
-        </w:rPr>
-        <w:t xml:space="preserve">” </w:t>
-      </w:r>
-      <w:proofErr w:type="spellStart"/>
-      <w:r>
-        <w:rPr>
-          <w:lang w:val="pl-PL"/>
-        </w:rPr>
-        <w:t>vagy</w:t>
-      </w:r>
-      <w:proofErr w:type="spellEnd"/>
-      <w:r>
-        <w:rPr>
-          <w:lang w:val="pl-PL"/>
-        </w:rPr>
-        <w:t xml:space="preserve"> „</w:t>
-      </w:r>
-      <w:proofErr w:type="spellStart"/>
-      <w:r>
-        <w:rPr>
-          <w:lang w:val="pl-PL"/>
-        </w:rPr>
-        <w:t>Kész</w:t>
-      </w:r>
-      <w:proofErr w:type="spellEnd"/>
-      <w:r>
-        <w:rPr>
-          <w:lang w:val="pl-PL"/>
-        </w:rPr>
-        <w:t xml:space="preserve">” </w:t>
-      </w:r>
-      <w:proofErr w:type="spellStart"/>
-      <w:r>
-        <w:rPr>
-          <w:lang w:val="pl-PL"/>
-        </w:rPr>
-        <w:t>értékek</w:t>
-      </w:r>
-      <w:proofErr w:type="spellEnd"/>
-      <w:r>
-        <w:rPr>
-          <w:lang w:val="pl-PL"/>
-        </w:rPr>
-        <w:t xml:space="preserve"> </w:t>
-      </w:r>
-      <w:proofErr w:type="spellStart"/>
-      <w:r>
-        <w:rPr>
-          <w:lang w:val="pl-PL"/>
-        </w:rPr>
-        <w:t>valamelyikére</w:t>
-      </w:r>
-      <w:proofErr w:type="spellEnd"/>
-      <w:r>
-        <w:rPr>
-          <w:lang w:val="pl-PL"/>
-        </w:rPr>
-        <w:t xml:space="preserve"> </w:t>
-      </w:r>
-      <w:proofErr w:type="spellStart"/>
-      <w:r>
-        <w:rPr>
-          <w:lang w:val="pl-PL"/>
-        </w:rPr>
-        <w:t>állítható</w:t>
-      </w:r>
-      <w:proofErr w:type="spellEnd"/>
-      <w:r>
-        <w:rPr>
-          <w:lang w:val="pl-PL"/>
-        </w:rPr>
-        <w:t>.</w:t>
+        <w:t>A feladat állapota az „Új”, „Folyamatban” vagy „Kész” értékek valamelyikére állítható.</w:t>
       </w:r>
     </w:p>
     <w:p>
@@ -1114,91 +624,7 @@
         <w:rPr>
           <w:lang w:val="pl-PL"/>
         </w:rPr>
-        <w:t xml:space="preserve">A </w:t>
-      </w:r>
-      <w:proofErr w:type="spellStart"/>
-      <w:r>
-        <w:rPr>
-          <w:lang w:val="pl-PL"/>
-        </w:rPr>
-        <w:t>feladatokhoz</w:t>
-      </w:r>
-      <w:proofErr w:type="spellEnd"/>
-      <w:r>
-        <w:rPr>
-          <w:lang w:val="pl-PL"/>
-        </w:rPr>
-        <w:t xml:space="preserve"> </w:t>
-      </w:r>
-      <w:proofErr w:type="spellStart"/>
-      <w:r>
-        <w:rPr>
-          <w:lang w:val="pl-PL"/>
-        </w:rPr>
-        <w:t>kapcsolódó</w:t>
-      </w:r>
-      <w:proofErr w:type="spellEnd"/>
-      <w:r>
-        <w:rPr>
-          <w:lang w:val="pl-PL"/>
-        </w:rPr>
-        <w:t xml:space="preserve"> </w:t>
-      </w:r>
-      <w:proofErr w:type="spellStart"/>
-      <w:r>
-        <w:rPr>
-          <w:lang w:val="pl-PL"/>
-        </w:rPr>
-        <w:t>határidők</w:t>
-      </w:r>
-      <w:proofErr w:type="spellEnd"/>
-      <w:r>
-        <w:rPr>
-          <w:lang w:val="pl-PL"/>
-        </w:rPr>
-        <w:t xml:space="preserve"> a </w:t>
-      </w:r>
-      <w:proofErr w:type="spellStart"/>
-      <w:r>
-        <w:rPr>
-          <w:lang w:val="pl-PL"/>
-        </w:rPr>
-        <w:t>naptárban</w:t>
-      </w:r>
-      <w:proofErr w:type="spellEnd"/>
-      <w:r>
-        <w:rPr>
-          <w:lang w:val="pl-PL"/>
-        </w:rPr>
-        <w:t xml:space="preserve"> </w:t>
-      </w:r>
-      <w:proofErr w:type="spellStart"/>
-      <w:r>
-        <w:rPr>
-          <w:lang w:val="pl-PL"/>
-        </w:rPr>
-        <w:t>is</w:t>
-      </w:r>
-      <w:proofErr w:type="spellEnd"/>
-      <w:r>
-        <w:rPr>
-          <w:lang w:val="pl-PL"/>
-        </w:rPr>
-        <w:t xml:space="preserve"> </w:t>
-      </w:r>
-      <w:proofErr w:type="spellStart"/>
-      <w:r>
-        <w:rPr>
-          <w:lang w:val="pl-PL"/>
-        </w:rPr>
-        <w:t>megjelenhetnek</w:t>
-      </w:r>
-      <w:proofErr w:type="spellEnd"/>
-      <w:r>
-        <w:rPr>
-          <w:lang w:val="pl-PL"/>
-        </w:rPr>
-        <w:t>.</w:t>
+        <w:t>A feladatokhoz kapcsolódó határidők a naptárban is megjelenhetnek.</w:t>
       </w:r>
     </w:p>
     <w:p>
@@ -1208,142 +634,40 @@
           <w:lang w:val="pl-PL"/>
         </w:rPr>
       </w:pPr>
-      <w:proofErr w:type="spellStart"/>
       <w:r>
         <w:rPr>
           <w:b/>
           <w:lang w:val="pl-PL"/>
         </w:rPr>
-        <w:t>Bemenet</w:t>
-      </w:r>
-      <w:proofErr w:type="spellEnd"/>
+        <w:t xml:space="preserve">Bemenet: </w:t>
+      </w:r>
+      <w:r>
+        <w:rPr>
+          <w:lang w:val="pl-PL"/>
+        </w:rPr>
+        <w:t>workspace/project/task adatok, feladatállapot, határidő és felhasználói azonosító</w:t>
+      </w:r>
+    </w:p>
+    <w:p>
+      <w:pPr>
+        <w:spacing w:after="40"/>
+        <w:rPr>
+          <w:lang w:val="pl-PL"/>
+        </w:rPr>
+      </w:pPr>
       <w:r>
         <w:rPr>
           <w:b/>
           <w:lang w:val="pl-PL"/>
         </w:rPr>
-        <w:t xml:space="preserve">: </w:t>
-      </w:r>
-      <w:proofErr w:type="spellStart"/>
+        <w:t xml:space="preserve">Kimenet: </w:t>
+      </w:r>
       <w:r>
         <w:rPr>
           <w:lang w:val="pl-PL"/>
         </w:rPr>
-        <w:t>workspace</w:t>
-      </w:r>
-      <w:proofErr w:type="spellEnd"/>
-      <w:r>
-        <w:rPr>
-          <w:lang w:val="pl-PL"/>
-        </w:rPr>
-        <w:t>/</w:t>
-      </w:r>
-      <w:proofErr w:type="spellStart"/>
-      <w:r>
-        <w:rPr>
-          <w:lang w:val="pl-PL"/>
-        </w:rPr>
-        <w:t>project</w:t>
-      </w:r>
-      <w:proofErr w:type="spellEnd"/>
-      <w:r>
-        <w:rPr>
-          <w:lang w:val="pl-PL"/>
-        </w:rPr>
-        <w:t>/</w:t>
-      </w:r>
-      <w:proofErr w:type="spellStart"/>
-      <w:r>
-        <w:rPr>
-          <w:lang w:val="pl-PL"/>
-        </w:rPr>
-        <w:t>task</w:t>
-      </w:r>
-      <w:proofErr w:type="spellEnd"/>
-      <w:r>
-        <w:rPr>
-          <w:lang w:val="pl-PL"/>
-        </w:rPr>
-        <w:t xml:space="preserve"> </w:t>
-      </w:r>
-      <w:proofErr w:type="spellStart"/>
-      <w:r>
-        <w:rPr>
-          <w:lang w:val="pl-PL"/>
-        </w:rPr>
-        <w:t>adatok</w:t>
-      </w:r>
-      <w:proofErr w:type="spellEnd"/>
-      <w:r>
-        <w:rPr>
-          <w:lang w:val="pl-PL"/>
-        </w:rPr>
-        <w:t xml:space="preserve">, </w:t>
-      </w:r>
-      <w:proofErr w:type="spellStart"/>
-      <w:r>
-        <w:rPr>
-          <w:lang w:val="pl-PL"/>
-        </w:rPr>
-        <w:t>feladatállapot</w:t>
-      </w:r>
-      <w:proofErr w:type="spellEnd"/>
-      <w:r>
-        <w:rPr>
-          <w:lang w:val="pl-PL"/>
-        </w:rPr>
-        <w:t xml:space="preserve">, </w:t>
-      </w:r>
-      <w:proofErr w:type="spellStart"/>
-      <w:r>
-        <w:rPr>
-          <w:lang w:val="pl-PL"/>
-        </w:rPr>
-        <w:t>határidő</w:t>
-      </w:r>
-      <w:proofErr w:type="spellEnd"/>
-      <w:r>
-        <w:rPr>
-          <w:lang w:val="pl-PL"/>
-        </w:rPr>
-        <w:t xml:space="preserve"> </w:t>
-      </w:r>
-      <w:proofErr w:type="spellStart"/>
-      <w:r>
-        <w:rPr>
-          <w:lang w:val="pl-PL"/>
-        </w:rPr>
-        <w:t>és</w:t>
-      </w:r>
-      <w:proofErr w:type="spellEnd"/>
-      <w:r>
-        <w:rPr>
-          <w:lang w:val="pl-PL"/>
-        </w:rPr>
-        <w:t xml:space="preserve"> </w:t>
-      </w:r>
-      <w:proofErr w:type="spellStart"/>
-      <w:r>
-        <w:rPr>
-          <w:lang w:val="pl-PL"/>
-        </w:rPr>
-        <w:t>felhasználói</w:t>
-      </w:r>
-      <w:proofErr w:type="spellEnd"/>
-      <w:r>
-        <w:rPr>
-          <w:lang w:val="pl-PL"/>
-        </w:rPr>
-        <w:t xml:space="preserve"> </w:t>
-      </w:r>
-      <w:proofErr w:type="spellStart"/>
-      <w:r>
-        <w:rPr>
-          <w:lang w:val="pl-PL"/>
-        </w:rPr>
-        <w:t>azonosító</w:t>
-      </w:r>
-      <w:proofErr w:type="spellEnd"/>
+        <w:t>létrehozott vagy módosított workspace, project vagy task objektum</w:t>
+      </w:r>
     </w:p>
     <w:p>
       <w:pPr>
@@ -1352,236 +676,27 @@
           <w:lang w:val="pl-PL"/>
         </w:rPr>
       </w:pPr>
-      <w:proofErr w:type="spellStart"/>
       <w:r>
         <w:rPr>
           <w:b/>
           <w:lang w:val="pl-PL"/>
         </w:rPr>
-        <w:t>Kimenet</w:t>
-      </w:r>
-      <w:proofErr w:type="spellEnd"/>
-      <w:r>
-        <w:rPr>
-          <w:b/>
-          <w:lang w:val="pl-PL"/>
-        </w:rPr>
-        <w:t xml:space="preserve">: </w:t>
-      </w:r>
-      <w:proofErr w:type="spellStart"/>
+        <w:t xml:space="preserve">UI kimenet: </w:t>
+      </w:r>
       <w:r>
         <w:rPr>
           <w:lang w:val="pl-PL"/>
         </w:rPr>
-        <w:t>létrehozott</w:t>
-      </w:r>
-      <w:proofErr w:type="spellEnd"/>
-      <w:r>
-        <w:rPr>
-          <w:lang w:val="pl-PL"/>
-        </w:rPr>
-        <w:t xml:space="preserve"> </w:t>
-      </w:r>
-      <w:proofErr w:type="spellStart"/>
-      <w:r>
-        <w:rPr>
-          <w:lang w:val="pl-PL"/>
-        </w:rPr>
-        <w:t>vagy</w:t>
-      </w:r>
-      <w:proofErr w:type="spellEnd"/>
-      <w:r>
-        <w:rPr>
-          <w:lang w:val="pl-PL"/>
-        </w:rPr>
-        <w:t xml:space="preserve"> </w:t>
-      </w:r>
-      <w:proofErr w:type="spellStart"/>
-      <w:r>
-        <w:rPr>
-          <w:lang w:val="pl-PL"/>
-        </w:rPr>
-        <w:t>módosított</w:t>
-      </w:r>
-      <w:proofErr w:type="spellEnd"/>
-      <w:r>
-        <w:rPr>
-          <w:lang w:val="pl-PL"/>
-        </w:rPr>
-        <w:t xml:space="preserve"> </w:t>
-      </w:r>
-      <w:proofErr w:type="spellStart"/>
-      <w:r>
-        <w:rPr>
-          <w:lang w:val="pl-PL"/>
-        </w:rPr>
-        <w:t>workspace</w:t>
-      </w:r>
-      <w:proofErr w:type="spellEnd"/>
-      <w:r>
-        <w:rPr>
-          <w:lang w:val="pl-PL"/>
-        </w:rPr>
-        <w:t xml:space="preserve">, </w:t>
-      </w:r>
-      <w:proofErr w:type="spellStart"/>
-      <w:r>
-        <w:rPr>
-          <w:lang w:val="pl-PL"/>
-        </w:rPr>
-        <w:t>project</w:t>
-      </w:r>
-      <w:proofErr w:type="spellEnd"/>
-      <w:r>
-        <w:rPr>
-          <w:lang w:val="pl-PL"/>
-        </w:rPr>
-        <w:t xml:space="preserve"> </w:t>
-      </w:r>
-      <w:proofErr w:type="spellStart"/>
-      <w:r>
-        <w:rPr>
-          <w:lang w:val="pl-PL"/>
-        </w:rPr>
-        <w:t>vagy</w:t>
-      </w:r>
-      <w:proofErr w:type="spellEnd"/>
-      <w:r>
-        <w:rPr>
-          <w:lang w:val="pl-PL"/>
-        </w:rPr>
-        <w:t xml:space="preserve"> </w:t>
-      </w:r>
-      <w:proofErr w:type="spellStart"/>
-      <w:r>
-        <w:rPr>
-          <w:lang w:val="pl-PL"/>
-        </w:rPr>
-        <w:t>task</w:t>
-      </w:r>
-      <w:proofErr w:type="spellEnd"/>
-      <w:r>
-        <w:rPr>
-          <w:lang w:val="pl-PL"/>
-        </w:rPr>
-        <w:t xml:space="preserve"> </w:t>
-      </w:r>
-      <w:proofErr w:type="spellStart"/>
-      <w:r>
-        <w:rPr>
-          <w:lang w:val="pl-PL"/>
-        </w:rPr>
-        <w:t>objektum</w:t>
-      </w:r>
-      <w:proofErr w:type="spellEnd"/>
-    </w:p>
-    <w:p>
-      <w:pPr>
-        <w:spacing w:after="40"/>
-        <w:rPr>
-          <w:lang w:val="pl-PL"/>
-        </w:rPr>
-      </w:pPr>
-      <w:r>
-        <w:rPr>
-          <w:b/>
-          <w:lang w:val="pl-PL"/>
-        </w:rPr>
-        <w:t xml:space="preserve">UI </w:t>
-      </w:r>
-      <w:proofErr w:type="spellStart"/>
-      <w:r>
-        <w:rPr>
-          <w:b/>
-          <w:lang w:val="pl-PL"/>
-        </w:rPr>
-        <w:t>kimenet</w:t>
-      </w:r>
-      <w:proofErr w:type="spellEnd"/>
-      <w:r>
-        <w:rPr>
-          <w:b/>
-          <w:lang w:val="pl-PL"/>
-        </w:rPr>
-        <w:t xml:space="preserve">: </w:t>
-      </w:r>
-      <w:proofErr w:type="spellStart"/>
-      <w:r>
-        <w:rPr>
-          <w:lang w:val="pl-PL"/>
-        </w:rPr>
-        <w:t>frissített</w:t>
-      </w:r>
-      <w:proofErr w:type="spellEnd"/>
-      <w:r>
-        <w:rPr>
-          <w:lang w:val="pl-PL"/>
-        </w:rPr>
-        <w:t xml:space="preserve"> projekt- </w:t>
-      </w:r>
-      <w:proofErr w:type="spellStart"/>
-      <w:r>
-        <w:rPr>
-          <w:lang w:val="pl-PL"/>
-        </w:rPr>
-        <w:t>és</w:t>
-      </w:r>
-      <w:proofErr w:type="spellEnd"/>
-      <w:r>
-        <w:rPr>
-          <w:lang w:val="pl-PL"/>
-        </w:rPr>
-        <w:t xml:space="preserve"> </w:t>
-      </w:r>
-      <w:proofErr w:type="spellStart"/>
-      <w:r>
-        <w:rPr>
-          <w:lang w:val="pl-PL"/>
-        </w:rPr>
-        <w:t>feladatlista</w:t>
-      </w:r>
-      <w:proofErr w:type="spellEnd"/>
-      <w:r>
-        <w:rPr>
-          <w:lang w:val="pl-PL"/>
-        </w:rPr>
-        <w:t xml:space="preserve">, </w:t>
-      </w:r>
-      <w:proofErr w:type="spellStart"/>
-      <w:r>
-        <w:rPr>
-          <w:lang w:val="pl-PL"/>
-        </w:rPr>
-        <w:t>illetve</w:t>
-      </w:r>
-      <w:proofErr w:type="spellEnd"/>
-      <w:r>
-        <w:rPr>
-          <w:lang w:val="pl-PL"/>
-        </w:rPr>
-        <w:t xml:space="preserve"> </w:t>
-      </w:r>
-      <w:proofErr w:type="spellStart"/>
-      <w:r>
-        <w:rPr>
-          <w:lang w:val="pl-PL"/>
-        </w:rPr>
-        <w:t>állapotjelzés</w:t>
-      </w:r>
-      <w:proofErr w:type="spellEnd"/>
+        <w:t>frissített projekt- és feladatlista, illetve állapotjelzés</w:t>
+      </w:r>
     </w:p>
     <w:p>
       <w:pPr>
         <w:pStyle w:val="Felsorols"/>
         <w:spacing w:after="40"/>
       </w:pPr>
-      <w:proofErr w:type="spellStart"/>
-      <w:r>
-        <w:t>Eljárás</w:t>
-      </w:r>
-      <w:proofErr w:type="spellEnd"/>
-      <w:r>
-        <w:t>:</w:t>
+      <w:r>
+        <w:t>Eljárás:</w:t>
       </w:r>
     </w:p>
     <w:p>
@@ -1643,7 +758,13 @@
         <w:pStyle w:val="OkligonHeading1"/>
       </w:pPr>
       <w:r>
-        <w:t>4. Címkealapú tárhely- és fájlkezelés</w:t>
+        <w:t xml:space="preserve">4. </w:t>
+      </w:r>
+      <w:r>
+        <w:t>Szerepköralapú</w:t>
+      </w:r>
+      <w:r>
+        <w:t xml:space="preserve"> tárhely- és fájlkezelés</w:t>
       </w:r>
     </w:p>
     <w:p>
@@ -1726,7 +847,7 @@
         <w:t xml:space="preserve">Bemenet: </w:t>
       </w:r>
       <w:r>
-        <w:t>user_id, fájl, címkék, célzott megosztási/jogosultsági adatok</w:t>
+        <w:t>user_id, fájl, szerepkörök</w:t>
       </w:r>
     </w:p>
     <w:p>
@@ -1740,7 +861,10 @@
         <w:t xml:space="preserve">Kimenet: </w:t>
       </w:r>
       <w:r>
-        <w:t>fájl objektum, címkék és műveleti státusz</w:t>
+        <w:t>fájl</w:t>
+      </w:r>
+      <w:r>
+        <w:t xml:space="preserve"> objektum</w:t>
       </w:r>
     </w:p>
     <w:p>
@@ -2098,63 +1222,7 @@
         <w:rPr>
           <w:lang w:val="fr-FR"/>
         </w:rPr>
-        <w:t xml:space="preserve">A </w:t>
-      </w:r>
-      <w:proofErr w:type="spellStart"/>
-      <w:r>
-        <w:rPr>
-          <w:lang w:val="fr-FR"/>
-        </w:rPr>
-        <w:t>rendszer</w:t>
-      </w:r>
-      <w:proofErr w:type="spellEnd"/>
-      <w:r>
-        <w:rPr>
-          <w:lang w:val="fr-FR"/>
-        </w:rPr>
-        <w:t xml:space="preserve"> </w:t>
-      </w:r>
-      <w:proofErr w:type="spellStart"/>
-      <w:r>
-        <w:rPr>
-          <w:lang w:val="fr-FR"/>
-        </w:rPr>
-        <w:t>ellenőrzi</w:t>
-      </w:r>
-      <w:proofErr w:type="spellEnd"/>
-      <w:r>
-        <w:rPr>
-          <w:lang w:val="fr-FR"/>
-        </w:rPr>
-        <w:t xml:space="preserve"> a JWT </w:t>
-      </w:r>
-      <w:proofErr w:type="spellStart"/>
-      <w:r>
-        <w:rPr>
-          <w:lang w:val="fr-FR"/>
-        </w:rPr>
-        <w:t>token</w:t>
-      </w:r>
-      <w:proofErr w:type="spellEnd"/>
-      <w:r>
-        <w:rPr>
-          <w:lang w:val="fr-FR"/>
-        </w:rPr>
-        <w:t xml:space="preserve"> </w:t>
-      </w:r>
-      <w:proofErr w:type="spellStart"/>
-      <w:r>
-        <w:rPr>
-          <w:lang w:val="fr-FR"/>
-        </w:rPr>
-        <w:t>érvényességét</w:t>
-      </w:r>
-      <w:proofErr w:type="spellEnd"/>
-      <w:r>
-        <w:rPr>
-          <w:lang w:val="fr-FR"/>
-        </w:rPr>
-        <w:t>.</w:t>
+        <w:t>A rendszer ellenőrzi a JWT token érvényességét.</w:t>
       </w:r>
     </w:p>
     <w:p>
@@ -2169,105 +1237,7 @@
         <w:rPr>
           <w:lang w:val="fr-FR"/>
         </w:rPr>
-        <w:t xml:space="preserve">A </w:t>
-      </w:r>
-      <w:proofErr w:type="spellStart"/>
-      <w:r>
-        <w:rPr>
-          <w:lang w:val="fr-FR"/>
-        </w:rPr>
-        <w:t>tokenből</w:t>
-      </w:r>
-      <w:proofErr w:type="spellEnd"/>
-      <w:r>
-        <w:rPr>
-          <w:lang w:val="fr-FR"/>
-        </w:rPr>
-        <w:t xml:space="preserve"> </w:t>
-      </w:r>
-      <w:proofErr w:type="spellStart"/>
-      <w:r>
-        <w:rPr>
-          <w:lang w:val="fr-FR"/>
-        </w:rPr>
-        <w:t>azonosítja</w:t>
-      </w:r>
-      <w:proofErr w:type="spellEnd"/>
-      <w:r>
-        <w:rPr>
-          <w:lang w:val="fr-FR"/>
-        </w:rPr>
-        <w:t xml:space="preserve"> a </w:t>
-      </w:r>
-      <w:proofErr w:type="spellStart"/>
-      <w:r>
-        <w:rPr>
-          <w:lang w:val="fr-FR"/>
-        </w:rPr>
-        <w:t>felhasználót</w:t>
-      </w:r>
-      <w:proofErr w:type="spellEnd"/>
-      <w:r>
-        <w:rPr>
-          <w:lang w:val="fr-FR"/>
-        </w:rPr>
-        <w:t xml:space="preserve"> </w:t>
-      </w:r>
-      <w:proofErr w:type="spellStart"/>
-      <w:r>
-        <w:rPr>
-          <w:lang w:val="fr-FR"/>
-        </w:rPr>
-        <w:t>és</w:t>
-      </w:r>
-      <w:proofErr w:type="spellEnd"/>
-      <w:r>
-        <w:rPr>
-          <w:lang w:val="fr-FR"/>
-        </w:rPr>
-        <w:t xml:space="preserve"> a </w:t>
-      </w:r>
-      <w:proofErr w:type="spellStart"/>
-      <w:r>
-        <w:rPr>
-          <w:lang w:val="fr-FR"/>
-        </w:rPr>
-        <w:t>hozzá</w:t>
-      </w:r>
-      <w:proofErr w:type="spellEnd"/>
-      <w:r>
-        <w:rPr>
-          <w:lang w:val="fr-FR"/>
-        </w:rPr>
-        <w:t xml:space="preserve"> </w:t>
-      </w:r>
-      <w:proofErr w:type="spellStart"/>
-      <w:r>
-        <w:rPr>
-          <w:lang w:val="fr-FR"/>
-        </w:rPr>
-        <w:t>tartozó</w:t>
-      </w:r>
-      <w:proofErr w:type="spellEnd"/>
-      <w:r>
-        <w:rPr>
-          <w:lang w:val="fr-FR"/>
-        </w:rPr>
-        <w:t xml:space="preserve"> </w:t>
-      </w:r>
-      <w:proofErr w:type="spellStart"/>
-      <w:r>
-        <w:rPr>
-          <w:lang w:val="fr-FR"/>
-        </w:rPr>
-        <w:t>jogosultságokat</w:t>
-      </w:r>
-      <w:proofErr w:type="spellEnd"/>
-      <w:r>
-        <w:rPr>
-          <w:lang w:val="fr-FR"/>
-        </w:rPr>
-        <w:t>.</w:t>
+        <w:t>A tokenből azonosítja a felhasználót és a hozzá tartozó jogosultságokat.</w:t>
       </w:r>
     </w:p>
     <w:p>
@@ -2278,145 +1248,11 @@
           <w:lang w:val="fr-FR"/>
         </w:rPr>
       </w:pPr>
-      <w:proofErr w:type="spellStart"/>
       <w:r>
         <w:rPr>
           <w:lang w:val="fr-FR"/>
         </w:rPr>
-        <w:t>Ellenőrzi</w:t>
-      </w:r>
-      <w:proofErr w:type="spellEnd"/>
-      <w:r>
-        <w:rPr>
-          <w:lang w:val="fr-FR"/>
-        </w:rPr>
-        <w:t xml:space="preserve">, </w:t>
-      </w:r>
-      <w:proofErr w:type="spellStart"/>
-      <w:r>
-        <w:rPr>
-          <w:lang w:val="fr-FR"/>
-        </w:rPr>
-        <w:t>hogy</w:t>
-      </w:r>
-      <w:proofErr w:type="spellEnd"/>
-      <w:r>
-        <w:rPr>
-          <w:lang w:val="fr-FR"/>
-        </w:rPr>
-        <w:t xml:space="preserve"> a </w:t>
-      </w:r>
-      <w:proofErr w:type="spellStart"/>
-      <w:r>
-        <w:rPr>
-          <w:lang w:val="fr-FR"/>
-        </w:rPr>
-        <w:t>felhasználó</w:t>
-      </w:r>
-      <w:proofErr w:type="spellEnd"/>
-      <w:r>
-        <w:rPr>
-          <w:lang w:val="fr-FR"/>
-        </w:rPr>
-        <w:t xml:space="preserve"> </w:t>
-      </w:r>
-      <w:proofErr w:type="spellStart"/>
-      <w:r>
-        <w:rPr>
-          <w:lang w:val="fr-FR"/>
-        </w:rPr>
-        <w:t>hozzáférhet</w:t>
-      </w:r>
-      <w:proofErr w:type="spellEnd"/>
-      <w:r>
-        <w:rPr>
-          <w:lang w:val="fr-FR"/>
-        </w:rPr>
-        <w:t xml:space="preserve">-e a </w:t>
-      </w:r>
-      <w:proofErr w:type="spellStart"/>
-      <w:r>
-        <w:rPr>
-          <w:lang w:val="fr-FR"/>
-        </w:rPr>
-        <w:t>kért</w:t>
-      </w:r>
-      <w:proofErr w:type="spellEnd"/>
-      <w:r>
-        <w:rPr>
-          <w:lang w:val="fr-FR"/>
-        </w:rPr>
-        <w:t xml:space="preserve"> </w:t>
-      </w:r>
-      <w:proofErr w:type="spellStart"/>
-      <w:r>
-        <w:rPr>
-          <w:lang w:val="fr-FR"/>
-        </w:rPr>
-        <w:t>munkaterülethez</w:t>
-      </w:r>
-      <w:proofErr w:type="spellEnd"/>
-      <w:r>
-        <w:rPr>
-          <w:lang w:val="fr-FR"/>
-        </w:rPr>
-        <w:t xml:space="preserve">, </w:t>
-      </w:r>
-      <w:proofErr w:type="spellStart"/>
-      <w:r>
-        <w:rPr>
-          <w:lang w:val="fr-FR"/>
-        </w:rPr>
-        <w:t>projekthez</w:t>
-      </w:r>
-      <w:proofErr w:type="spellEnd"/>
-      <w:r>
-        <w:rPr>
-          <w:lang w:val="fr-FR"/>
-        </w:rPr>
-        <w:t xml:space="preserve">, </w:t>
-      </w:r>
-      <w:proofErr w:type="spellStart"/>
-      <w:r>
-        <w:rPr>
-          <w:lang w:val="fr-FR"/>
-        </w:rPr>
-        <w:t>feladathoz</w:t>
-      </w:r>
-      <w:proofErr w:type="spellEnd"/>
-      <w:r>
-        <w:rPr>
-          <w:lang w:val="fr-FR"/>
-        </w:rPr>
-        <w:t xml:space="preserve"> </w:t>
-      </w:r>
-      <w:proofErr w:type="spellStart"/>
-      <w:r>
-        <w:rPr>
-          <w:lang w:val="fr-FR"/>
-        </w:rPr>
-        <w:t>vagy</w:t>
-      </w:r>
-      <w:proofErr w:type="spellEnd"/>
-      <w:r>
-        <w:rPr>
-          <w:lang w:val="fr-FR"/>
-        </w:rPr>
-        <w:t xml:space="preserve"> </w:t>
-      </w:r>
-      <w:proofErr w:type="spellStart"/>
-      <w:r>
-        <w:rPr>
-          <w:lang w:val="fr-FR"/>
-        </w:rPr>
-        <w:t>fájlhoz</w:t>
-      </w:r>
-      <w:proofErr w:type="spellEnd"/>
-      <w:r>
-        <w:rPr>
-          <w:lang w:val="fr-FR"/>
-        </w:rPr>
-        <w:t>.</w:t>
+        <w:t>Ellenőrzi, hogy a felhasználó hozzáférhet-e a kért munkaterülethez, projekthez, feladathoz vagy fájlhoz.</w:t>
       </w:r>
     </w:p>
     <w:p>
@@ -2427,75 +1263,11 @@
           <w:lang w:val="fr-FR"/>
         </w:rPr>
       </w:pPr>
-      <w:proofErr w:type="spellStart"/>
       <w:r>
         <w:rPr>
           <w:lang w:val="fr-FR"/>
         </w:rPr>
-        <w:t>Megfelelő</w:t>
-      </w:r>
-      <w:proofErr w:type="spellEnd"/>
-      <w:r>
-        <w:rPr>
-          <w:lang w:val="fr-FR"/>
-        </w:rPr>
-        <w:t xml:space="preserve"> </w:t>
-      </w:r>
-      <w:proofErr w:type="spellStart"/>
-      <w:r>
-        <w:rPr>
-          <w:lang w:val="fr-FR"/>
-        </w:rPr>
-        <w:t>jogosultság</w:t>
-      </w:r>
-      <w:proofErr w:type="spellEnd"/>
-      <w:r>
-        <w:rPr>
-          <w:lang w:val="fr-FR"/>
-        </w:rPr>
-        <w:t xml:space="preserve"> </w:t>
-      </w:r>
-      <w:proofErr w:type="spellStart"/>
-      <w:r>
-        <w:rPr>
-          <w:lang w:val="fr-FR"/>
-        </w:rPr>
-        <w:t>esetén</w:t>
-      </w:r>
-      <w:proofErr w:type="spellEnd"/>
-      <w:r>
-        <w:rPr>
-          <w:lang w:val="fr-FR"/>
-        </w:rPr>
-        <w:t xml:space="preserve"> a </w:t>
-      </w:r>
-      <w:proofErr w:type="spellStart"/>
-      <w:r>
-        <w:rPr>
-          <w:lang w:val="fr-FR"/>
-        </w:rPr>
-        <w:t>művelet</w:t>
-      </w:r>
-      <w:proofErr w:type="spellEnd"/>
-      <w:r>
-        <w:rPr>
-          <w:lang w:val="fr-FR"/>
-        </w:rPr>
-        <w:t xml:space="preserve"> </w:t>
-      </w:r>
-      <w:proofErr w:type="spellStart"/>
-      <w:r>
-        <w:rPr>
-          <w:lang w:val="fr-FR"/>
-        </w:rPr>
-        <w:t>végrehajtható</w:t>
-      </w:r>
-      <w:proofErr w:type="spellEnd"/>
-      <w:r>
-        <w:rPr>
-          <w:lang w:val="fr-FR"/>
-        </w:rPr>
-        <w:t>.</w:t>
+        <w:t>Megfelelő jogosultság esetén a művelet végrehajtható.</w:t>
       </w:r>
     </w:p>
     <w:p>
@@ -2506,103 +1278,11 @@
           <w:lang w:val="fr-FR"/>
         </w:rPr>
       </w:pPr>
-      <w:proofErr w:type="spellStart"/>
       <w:r>
         <w:rPr>
           <w:lang w:val="fr-FR"/>
         </w:rPr>
-        <w:t>Jogosultság</w:t>
-      </w:r>
-      <w:proofErr w:type="spellEnd"/>
-      <w:r>
-        <w:rPr>
-          <w:lang w:val="fr-FR"/>
-        </w:rPr>
-        <w:t xml:space="preserve"> </w:t>
-      </w:r>
-      <w:proofErr w:type="spellStart"/>
-      <w:r>
-        <w:rPr>
-          <w:lang w:val="fr-FR"/>
-        </w:rPr>
-        <w:t>hiányában</w:t>
-      </w:r>
-      <w:proofErr w:type="spellEnd"/>
-      <w:r>
-        <w:rPr>
-          <w:lang w:val="fr-FR"/>
-        </w:rPr>
-        <w:t xml:space="preserve"> a </w:t>
-      </w:r>
-      <w:proofErr w:type="spellStart"/>
-      <w:r>
-        <w:rPr>
-          <w:lang w:val="fr-FR"/>
-        </w:rPr>
-        <w:t>rendszer</w:t>
-      </w:r>
-      <w:proofErr w:type="spellEnd"/>
-      <w:r>
-        <w:rPr>
-          <w:lang w:val="fr-FR"/>
-        </w:rPr>
-        <w:t xml:space="preserve"> </w:t>
-      </w:r>
-      <w:proofErr w:type="spellStart"/>
-      <w:r>
-        <w:rPr>
-          <w:lang w:val="fr-FR"/>
-        </w:rPr>
-        <w:t>megtagadja</w:t>
-      </w:r>
-      <w:proofErr w:type="spellEnd"/>
-      <w:r>
-        <w:rPr>
-          <w:lang w:val="fr-FR"/>
-        </w:rPr>
-        <w:t xml:space="preserve"> a </w:t>
-      </w:r>
-      <w:proofErr w:type="spellStart"/>
-      <w:r>
-        <w:rPr>
-          <w:lang w:val="fr-FR"/>
-        </w:rPr>
-        <w:t>kérést</w:t>
-      </w:r>
-      <w:proofErr w:type="spellEnd"/>
-      <w:r>
-        <w:rPr>
-          <w:lang w:val="fr-FR"/>
-        </w:rPr>
-        <w:t xml:space="preserve"> </w:t>
-      </w:r>
-      <w:proofErr w:type="spellStart"/>
-      <w:r>
-        <w:rPr>
-          <w:lang w:val="fr-FR"/>
-        </w:rPr>
-        <w:t>és</w:t>
-      </w:r>
-      <w:proofErr w:type="spellEnd"/>
-      <w:r>
-        <w:rPr>
-          <w:lang w:val="fr-FR"/>
-        </w:rPr>
-        <w:t xml:space="preserve"> </w:t>
-      </w:r>
-      <w:proofErr w:type="spellStart"/>
-      <w:r>
-        <w:rPr>
-          <w:lang w:val="fr-FR"/>
-        </w:rPr>
-        <w:t>hibaválaszt</w:t>
-      </w:r>
-      <w:proofErr w:type="spellEnd"/>
-      <w:r>
-        <w:rPr>
-          <w:lang w:val="fr-FR"/>
-        </w:rPr>
-        <w:t xml:space="preserve"> ad.</w:t>
+        <w:t>Jogosultság hiányában a rendszer megtagadja a kérést és hibaválaszt ad.</w:t>
       </w:r>
     </w:p>
     <w:p>
@@ -3114,7 +1794,6 @@
       </w:rPr>
       <w:t xml:space="preserve">Okligon </w:t>
     </w:r>
-    <w:proofErr w:type="spellStart"/>
     <w:r>
       <w:rPr>
         <w:sz w:val="26"/>
@@ -3122,7 +1801,6 @@
       </w:rPr>
       <w:t>algoritmus</w:t>
     </w:r>
-    <w:proofErr w:type="spellEnd"/>
   </w:p>
 </w:hdr>
 </file>
@@ -3184,7 +1862,7 @@
   <w:abstractNum w:abstractNumId="3" w15:restartNumberingAfterBreak="0">
     <w:nsid w:val="FFFFFF7F"/>
     <w:multiLevelType w:val="singleLevel"/>
-    <w:tmpl w:val="38441652"/>
+    <w:tmpl w:val="7F8EE686"/>
     <w:lvl w:ilvl="0">
       <w:start w:val="1"/>
       <w:numFmt w:val="decimal"/>
@@ -3282,7 +1960,7 @@
   <w:abstractNum w:abstractNumId="8" w15:restartNumberingAfterBreak="0">
     <w:nsid w:val="FFFFFF89"/>
     <w:multiLevelType w:val="singleLevel"/>
-    <w:tmpl w:val="29761A62"/>
+    <w:tmpl w:val="99C6D832"/>
     <w:lvl w:ilvl="0">
       <w:start w:val="1"/>
       <w:numFmt w:val="bullet"/>
